--- a/Day 58/Logistic Regression Part 5  Gradient Descent & Code From Scratch.docx
+++ b/Day 58/Logistic Regression Part 5  Gradient Descent & Code From Scratch.docx
@@ -672,6 +672,49 @@
           </wp:inline>
         </w:drawing>
       </w:r>
+    </w:p>
+    <w:p>
+      <w:r>
+        <w:rPr>
+          <w:noProof/>
+          <w:lang w:eastAsia="en-IN"/>
+        </w:rPr>
+        <w:drawing>
+          <wp:inline distT="0" distB="0" distL="0" distR="0" wp14:anchorId="19EC478D" wp14:editId="489BEB33">
+            <wp:extent cx="4562475" cy="1066800"/>
+            <wp:effectExtent l="0" t="0" r="9525" b="0"/>
+            <wp:docPr id="14" name="Picture 14"/>
+            <wp:cNvGraphicFramePr>
+              <a:graphicFrameLocks xmlns:a="http://schemas.openxmlformats.org/drawingml/2006/main" noChangeAspect="1"/>
+            </wp:cNvGraphicFramePr>
+            <a:graphic xmlns:a="http://schemas.openxmlformats.org/drawingml/2006/main">
+              <a:graphicData uri="http://schemas.openxmlformats.org/drawingml/2006/picture">
+                <pic:pic xmlns:pic="http://schemas.openxmlformats.org/drawingml/2006/picture">
+                  <pic:nvPicPr>
+                    <pic:cNvPr id="1" name=""/>
+                    <pic:cNvPicPr/>
+                  </pic:nvPicPr>
+                  <pic:blipFill>
+                    <a:blip r:embed="rId18"/>
+                    <a:stretch>
+                      <a:fillRect/>
+                    </a:stretch>
+                  </pic:blipFill>
+                  <pic:spPr>
+                    <a:xfrm>
+                      <a:off x="0" y="0"/>
+                      <a:ext cx="4562475" cy="1066800"/>
+                    </a:xfrm>
+                    <a:prstGeom prst="rect">
+                      <a:avLst/>
+                    </a:prstGeom>
+                  </pic:spPr>
+                </pic:pic>
+              </a:graphicData>
+            </a:graphic>
+          </wp:inline>
+        </w:drawing>
+      </w:r>
       <w:bookmarkStart w:id="0" w:name="_GoBack"/>
       <w:bookmarkEnd w:id="0"/>
     </w:p>
@@ -738,6 +781,7 @@
         </w:numPr>
       </w:pPr>
       <w:r>
+        <w:lastRenderedPageBreak/>
         <w:t xml:space="preserve">We </w:t>
       </w:r>
       <w:r>
@@ -783,7 +827,6 @@
         <w:pStyle w:val="Heading1"/>
       </w:pPr>
       <w:r>
-        <w:lastRenderedPageBreak/>
         <w:t>Dataset Representation</w:t>
       </w:r>
     </w:p>
@@ -1242,6 +1285,7 @@
         <w:pStyle w:val="NormalWeb"/>
       </w:pPr>
       <w:r>
+        <w:lastRenderedPageBreak/>
         <w:t>Linear Equation</w:t>
       </w:r>
     </w:p>
@@ -1278,7 +1322,6 @@
         <w:rPr>
           <w:rStyle w:val="HTMLCode"/>
         </w:rPr>
-        <w:lastRenderedPageBreak/>
         <w:t xml:space="preserve">ŷ1 = </w:t>
       </w:r>
       <w:proofErr w:type="gramStart"/>
@@ -1659,6 +1702,7 @@
         <w:pStyle w:val="Heading1"/>
       </w:pPr>
       <w:r>
+        <w:lastRenderedPageBreak/>
         <w:t>Final Prediction Formula</w:t>
       </w:r>
     </w:p>
@@ -1695,7 +1739,6 @@
         <w:pStyle w:val="NormalWeb"/>
       </w:pPr>
       <w:r>
-        <w:lastRenderedPageBreak/>
         <w:t>This is one of the most important formulas in Logistic Regression.</w:t>
       </w:r>
     </w:p>
@@ -2031,6 +2074,7 @@
         <w:pStyle w:val="Heading3"/>
       </w:pPr>
       <w:r>
+        <w:lastRenderedPageBreak/>
         <w:t>Step 1</w:t>
       </w:r>
     </w:p>
@@ -2053,7 +2097,6 @@
         <w:rPr>
           <w:rStyle w:val="HTMLCode"/>
         </w:rPr>
-        <w:lastRenderedPageBreak/>
         <w:t>W = Random values</w:t>
       </w:r>
     </w:p>
@@ -2342,6 +2385,7 @@
         <w:rPr>
           <w:rStyle w:val="HTMLCode"/>
         </w:rPr>
+        <w:lastRenderedPageBreak/>
         <w:t>W = W - α (1/m) Xᵀ (Ŷ - Y)</w:t>
       </w:r>
     </w:p>
@@ -2369,7 +2413,6 @@
         <w:rPr>
           <w:rStyle w:val="HTMLCode"/>
         </w:rPr>
-        <w:lastRenderedPageBreak/>
         <w:t>W = W + α (1/m) Xᵀ (Y - Ŷ)</w:t>
       </w:r>
     </w:p>
@@ -2800,6 +2843,7 @@
         <w:rPr>
           <w:rStyle w:val="HTMLCode"/>
         </w:rPr>
+        <w:lastRenderedPageBreak/>
         <w:t>lr</w:t>
       </w:r>
       <w:proofErr w:type="spellEnd"/>
@@ -2823,7 +2867,6 @@
         <w:pStyle w:val="Heading3"/>
       </w:pPr>
       <w:r>
-        <w:lastRenderedPageBreak/>
         <w:t>Step 4</w:t>
       </w:r>
     </w:p>
@@ -3370,7 +3413,6 @@
         <w:rPr>
           <w:rStyle w:val="HTMLCode"/>
         </w:rPr>
-        <w:lastRenderedPageBreak/>
         <w:t xml:space="preserve">    </w:t>
       </w:r>
       <w:proofErr w:type="gramStart"/>
@@ -3989,6 +4031,7 @@
         <w:pStyle w:val="Heading3"/>
       </w:pPr>
       <w:r>
+        <w:lastRenderedPageBreak/>
         <w:t>Gradient</w:t>
       </w:r>
     </w:p>
@@ -4032,7 +4075,6 @@
         <w:pStyle w:val="Heading3"/>
       </w:pPr>
       <w:r>
-        <w:lastRenderedPageBreak/>
         <w:t>Weight Update Rule</w:t>
       </w:r>
     </w:p>
